--- a/arb/docx/13.content.docx
+++ b/arb/docx/13.content.docx
@@ -9,6 +9,8 @@
       </w:pPr>
       <w:r>
         <w:rPr>
+          <w:rtl/>
+          <w:cs/>
           <w:lang w:val="ar_AE" w:bidi="ar_AE"/>
         </w:rPr>
       </w:r>
@@ -20,12 +22,16 @@
       </w:pPr>
       <w:r>
         <w:rPr>
+          <w:rtl/>
+          <w:cs/>
           <w:lang w:val="ar_AE" w:bidi="ar_AE"/>
         </w:rPr>
         <w:t>Resource: Aquifer Open Study Notes (Book Intro Summaries)</w:t>
       </w:r>
       <w:r>
         <w:rPr>
+          <w:rtl/>
+          <w:cs/>
           <w:lang w:val="ar_AE" w:bidi="ar_AE"/>
         </w:rPr>
       </w:r>
@@ -36,12 +42,16 @@
       </w:pPr>
       <w:r>
         <w:rPr>
+          <w:rtl/>
+          <w:cs/>
           <w:lang w:val="ar_AE" w:bidi="ar_AE"/>
         </w:rPr>
       </w:r>
       <w:r>
         <w:rPr>
           <w:b/>
+          <w:rtl/>
+          <w:cs/>
           <w:lang w:val="ar_AE" w:bidi="ar_AE"/>
         </w:rPr>
         <w:t>Aquifer Open Study Notes (Book Intro Summaries)</w:t>
@@ -53,35 +63,47 @@
       </w:pPr>
       <w:r>
         <w:rPr>
+          <w:rtl/>
+          <w:cs/>
           <w:lang w:val="ar_AE" w:bidi="ar_AE"/>
         </w:rPr>
       </w:r>
       <w:r>
         <w:rPr>
+          <w:rtl/>
+          <w:cs/>
           <w:lang w:val="ar_AE" w:bidi="ar_AE"/>
         </w:rPr>
         <w:t xml:space="preserve">This work is an adaptation of </w:t>
       </w:r>
       <w:r>
         <w:rPr>
+          <w:rtl/>
+          <w:cs/>
           <w:lang w:val="ar_AE" w:bidi="ar_AE"/>
         </w:rPr>
         <w:t>Tyndale Open Study Notes</w:t>
       </w:r>
       <w:r>
         <w:rPr>
+          <w:rtl/>
+          <w:cs/>
           <w:lang w:val="ar_AE" w:bidi="ar_AE"/>
         </w:rPr>
         <w:t xml:space="preserve"> © 2023 Tyndale House Publishers, licensed under the CC BY-SA 4.0 license. The adaptation, </w:t>
       </w:r>
       <w:r>
         <w:rPr>
+          <w:rtl/>
+          <w:cs/>
           <w:lang w:val="ar_AE" w:bidi="ar_AE"/>
         </w:rPr>
         <w:t>Aquifer Open Study Notes</w:t>
       </w:r>
       <w:r>
         <w:rPr>
+          <w:rtl/>
+          <w:cs/>
           <w:lang w:val="ar_AE" w:bidi="ar_AE"/>
         </w:rPr>
         <w:t>, was created by Mission Mutual and is also licensed under CC BY-SA 4.0.</w:t>
@@ -93,22 +115,30 @@
       </w:pPr>
       <w:r>
         <w:rPr>
+          <w:rtl/>
+          <w:cs/>
           <w:lang w:val="ar_AE" w:bidi="ar_AE"/>
         </w:rPr>
       </w:r>
       <w:r>
         <w:rPr>
+          <w:rtl/>
+          <w:cs/>
           <w:lang w:val="ar_AE" w:bidi="ar_AE"/>
         </w:rPr>
         <w:t>This resource has been adapted into multiple languages, including English, Tok Pisin, Arabic (عربي), French (Français), Hindi (हिंदी), Indonesian (Bahasa Indonesia), Portuguese (Português), Russian (Русский), Spanish (Español), Swahili (Kiswahili), and Simplified Chinese (简体中文).</w:t>
       </w:r>
       <w:r>
         <w:rPr>
+          <w:rtl/>
+          <w:cs/>
           <w:lang w:val="ar_AE" w:bidi="ar_AE"/>
         </w:rPr>
       </w:r>
       <w:r>
         <w:rPr>
+          <w:rtl/>
+          <w:cs/>
           <w:lang w:val="ar_AE" w:bidi="ar_AE"/>
         </w:rPr>
       </w:r>
@@ -120,6 +150,8 @@
       </w:pPr>
       <w:r>
         <w:rPr>
+          <w:rtl/>
+          <w:cs/>
           <w:lang w:val="ar_AE" w:bidi="ar_AE"/>
         </w:rPr>
         <w:t>Aquifer Open Study Notes (Book Intro Summaries)</w:t>
@@ -149,6 +181,8 @@
       </w:pPr>
       <w:r>
         <w:rPr>
+          <w:rtl/>
+          <w:cs/>
           <w:lang w:val="ar_AE" w:bidi="ar_AE"/>
         </w:rPr>
       </w:r>
@@ -160,12 +194,16 @@
       </w:pPr>
       <w:r>
         <w:rPr>
+          <w:rtl/>
+          <w:cs/>
           <w:lang w:val="ar_AE" w:bidi="ar_AE"/>
         </w:rPr>
         <w:t>1CH</w:t>
       </w:r>
       <w:r>
         <w:rPr>
+          <w:rtl/>
+          <w:cs/>
           <w:lang w:val="ar_AE" w:bidi="ar_AE"/>
         </w:rPr>
       </w:r>
@@ -176,22 +214,30 @@
       </w:pPr>
       <w:r>
         <w:rPr>
+          <w:rtl/>
+          <w:cs/>
           <w:lang w:val="ar_AE" w:bidi="ar_AE"/>
         </w:rPr>
       </w:r>
       <w:r>
         <w:rPr>
+          <w:rtl/>
+          <w:cs/>
           <w:lang w:val="ar_AE" w:bidi="ar_AE"/>
         </w:rPr>
         <w:t xml:space="preserve"> </w:t>
       </w:r>
       <w:r>
         <w:rPr>
+          <w:rtl/>
+          <w:cs/>
           <w:lang w:val="ar_AE" w:bidi="ar_AE"/>
         </w:rPr>
       </w:r>
       <w:r>
         <w:rPr>
+          <w:rtl/>
+          <w:cs/>
           <w:lang w:val="ar_AE" w:bidi="ar_AE"/>
         </w:rPr>
       </w:r>
@@ -217,6 +263,8 @@
       </w:pPr>
       <w:r>
         <w:rPr>
+          <w:rtl/>
+          <w:cs/>
           <w:lang w:val="ar_AE" w:bidi="ar_AE"/>
         </w:rPr>
       </w:r>
@@ -228,12 +276,16 @@
       </w:pPr>
       <w:r>
         <w:rPr>
+          <w:rtl/>
+          <w:cs/>
           <w:lang w:val="ar_AE" w:bidi="ar_AE"/>
         </w:rPr>
         <w:t>سفر أخبار الأيام الأول</w:t>
       </w:r>
       <w:r>
         <w:rPr>
+          <w:rtl/>
+          <w:cs/>
           <w:lang w:val="ar_AE" w:bidi="ar_AE"/>
         </w:rPr>
       </w:r>
@@ -244,11 +296,15 @@
       </w:pPr>
       <w:r>
         <w:rPr>
+          <w:rtl/>
+          <w:cs/>
           <w:lang w:val="ar_AE" w:bidi="ar_AE"/>
         </w:rPr>
       </w:r>
       <w:r>
         <w:rPr>
+          <w:rtl/>
+          <w:cs/>
           <w:lang w:val="ar_AE" w:bidi="ar_AE"/>
         </w:rPr>
         <w:t>سفر أخبار الأيام الأول</w:t>
@@ -261,6 +317,8 @@
       </w:pPr>
       <w:r>
         <w:rPr>
+          <w:rtl/>
+          <w:cs/>
           <w:lang w:val="ar_AE" w:bidi="ar_AE"/>
         </w:rPr>
         <w:t>الهدف</w:t>
@@ -272,11 +330,15 @@
       </w:pPr>
       <w:r>
         <w:rPr>
+          <w:rtl/>
+          <w:cs/>
           <w:lang w:val="ar_AE" w:bidi="ar_AE"/>
         </w:rPr>
       </w:r>
       <w:r>
         <w:rPr>
+          <w:rtl/>
+          <w:cs/>
           <w:lang w:val="ar_AE" w:bidi="ar_AE"/>
         </w:rPr>
         <w:t>غرس الرجاء بين اليهود الذين عادوا إلى أرضهم ولكنهم كانوا يعيشون في مذلَّة، وذلك بصورة كبيرة باللجوء إلى وعد داود</w:t>
@@ -289,6 +351,8 @@
       </w:pPr>
       <w:r>
         <w:rPr>
+          <w:rtl/>
+          <w:cs/>
           <w:lang w:val="ar_AE" w:bidi="ar_AE"/>
         </w:rPr>
         <w:t>الكاتب</w:t>
@@ -300,11 +364,15 @@
       </w:pPr>
       <w:r>
         <w:rPr>
+          <w:rtl/>
+          <w:cs/>
           <w:lang w:val="ar_AE" w:bidi="ar_AE"/>
         </w:rPr>
       </w:r>
       <w:r>
         <w:rPr>
+          <w:rtl/>
+          <w:cs/>
           <w:lang w:val="ar_AE" w:bidi="ar_AE"/>
         </w:rPr>
         <w:t>مجهول</w:t>
@@ -317,6 +385,8 @@
       </w:pPr>
       <w:r>
         <w:rPr>
+          <w:rtl/>
+          <w:cs/>
           <w:lang w:val="ar_AE" w:bidi="ar_AE"/>
         </w:rPr>
         <w:t>الزمن</w:t>
@@ -328,11 +398,15 @@
       </w:pPr>
       <w:r>
         <w:rPr>
+          <w:rtl/>
+          <w:cs/>
           <w:lang w:val="ar_AE" w:bidi="ar_AE"/>
         </w:rPr>
       </w:r>
       <w:r>
         <w:rPr>
+          <w:rtl/>
+          <w:cs/>
           <w:lang w:val="ar_AE" w:bidi="ar_AE"/>
         </w:rPr>
         <w:t>مكتوب على الأرجح نحو عام 400 قبل الميلاديسجِّل إلى حد كبير الأحداث التي وقعت نحو 1011–971 قبل الميلاد</w:t>
@@ -345,6 +419,8 @@
       </w:pPr>
       <w:r>
         <w:rPr>
+          <w:rtl/>
+          <w:cs/>
           <w:lang w:val="ar_AE" w:bidi="ar_AE"/>
         </w:rPr>
         <w:t>السياق</w:t>
@@ -356,22 +432,30 @@
       </w:pPr>
       <w:r>
         <w:rPr>
+          <w:rtl/>
+          <w:cs/>
           <w:lang w:val="ar_AE" w:bidi="ar_AE"/>
         </w:rPr>
       </w:r>
       <w:r>
         <w:rPr>
+          <w:rtl/>
+          <w:cs/>
           <w:lang w:val="ar_AE" w:bidi="ar_AE"/>
         </w:rPr>
         <w:t>أعيدَ توطين اليهود في يهوذا بعد السبي، لكن هؤلاء اليهود كانوا لا يزالون تحت الحكم الأجنبي (الفارسي)؛ تتتبَّع القصة أساسًا عهد داود</w:t>
       </w:r>
       <w:r>
         <w:rPr>
+          <w:rtl/>
+          <w:cs/>
           <w:lang w:val="ar_AE" w:bidi="ar_AE"/>
         </w:rPr>
       </w:r>
       <w:r>
         <w:rPr>
+          <w:rtl/>
+          <w:cs/>
           <w:lang w:val="ar_AE" w:bidi="ar_AE"/>
         </w:rPr>
       </w:r>
